--- a/clearai-backend/tracker/V1_PLAN.docx
+++ b/clearai-backend/tracker/V1_PLAN.docx
@@ -106,7 +106,6 @@
     <w:p>
       <w:pPr>
         <w:pStyle w:val="ListBullet"/>
-        <w:spacing w:after="0"/>
       </w:pPr>
       <w:r>
         <w:t xml:space="preserve">API layer: </w:t>
@@ -131,7 +130,6 @@
     <w:p>
       <w:pPr>
         <w:pStyle w:val="ListBullet"/>
-        <w:spacing w:after="0"/>
       </w:pPr>
       <w:r>
         <w:t>PostgreSQL as system of record: Postgres stores the HS master data, prior decisions, and audit events. It also performs vector, keyword, and fuzzy retrieval so search and source-of-truth stay in one platform.</w:t>
@@ -140,7 +138,6 @@
     <w:p>
       <w:pPr>
         <w:pStyle w:val="ListBullet"/>
-        <w:spacing w:after="0"/>
       </w:pPr>
       <w:r>
         <w:t>Embedding layer: Product descriptions are converted into multilingual vectors so the system can retrieve semantically similar HS codes in English, or Arabic text.</w:t>
@@ -149,7 +146,6 @@
     <w:p>
       <w:pPr>
         <w:pStyle w:val="ListBullet"/>
-        <w:spacing w:after="0"/>
       </w:pPr>
       <w:r>
         <w:t>LLM decision layer: Once retrieval has reduced the problem to a small candidate set, the LLM selects the best code and provides a rationale. A stronger model is reserved for the broadest classification path; a cheaper model is used for narrow branch selection.</w:t>
@@ -158,7 +154,6 @@
     <w:p>
       <w:pPr>
         <w:pStyle w:val="ListBullet"/>
-        <w:spacing w:after="0"/>
       </w:pPr>
       <w:r>
         <w:t xml:space="preserve">Audit and controls: Every request </w:t>
@@ -187,7 +182,6 @@
           <w:ilvl w:val="0"/>
           <w:numId w:val="0"/>
         </w:numPr>
-        <w:spacing w:after="0"/>
         <w:ind w:left="360"/>
       </w:pPr>
     </w:p>
@@ -236,13 +230,12 @@
           <w:b/>
           <w:sz w:val="23"/>
         </w:rPr>
-        <w:t>The Three Business Flows</w:t>
+        <w:t>The Business Flows</w:t>
       </w:r>
     </w:p>
     <w:p>
       <w:pPr>
         <w:pStyle w:val="ListBullet"/>
-        <w:spacing w:after="0"/>
       </w:pPr>
       <w:r>
         <w:t>Describe: A free-text product description is matched against the full HS universe. This is the most complex path, so it uses the strictest evidence gate before an answer is accepted.</w:t>
@@ -251,10 +244,8 @@
     <w:p>
       <w:pPr>
         <w:pStyle w:val="ListBullet"/>
-        <w:spacing w:after="0"/>
       </w:pPr>
       <w:r>
-        <w:lastRenderedPageBreak/>
         <w:t xml:space="preserve">Expand: A </w:t>
       </w:r>
       <w:proofErr w:type="gramStart"/>
@@ -264,15 +255,6 @@
       <w:proofErr w:type="gramEnd"/>
       <w:r>
         <w:t xml:space="preserve"> partial code is used to narrow the search to one branch of the HS tree, then the best final 12-digit code is selected.</w:t>
-      </w:r>
-    </w:p>
-    <w:p>
-      <w:pPr>
-        <w:pStyle w:val="ListBullet"/>
-        <w:spacing w:after="0"/>
-      </w:pPr>
-      <w:r>
-        <w:t>Boost: A generic 12-digit code with description is refined only within its immediate family. This is controlled refinement, not broad reclassification.</w:t>
       </w:r>
     </w:p>
     <w:p>
@@ -282,7 +264,6 @@
           <w:ilvl w:val="0"/>
           <w:numId w:val="0"/>
         </w:numPr>
-        <w:spacing w:after="0"/>
         <w:ind w:left="360"/>
       </w:pPr>
     </w:p>
@@ -319,6 +300,7 @@
         <w:spacing w:after="60"/>
       </w:pPr>
       <w:r>
+        <w:lastRenderedPageBreak/>
         <w:t>This design delivers confidence through control. The model is constrained to valid codes from our own database, rather than being allowed to generate arbitrary customs outputs. Postgres keeps the v1 stack compact by serving as both the operational database and the retrieval engine. The LLM is used where it adds value, but it is not treated as the source of truth.</w:t>
       </w:r>
     </w:p>
@@ -2176,14 +2158,7 @@
               <w:rPr>
                 <w:sz w:val="20"/>
               </w:rPr>
-              <w:t xml:space="preserve">Hosts claude-sonnet and claude-haiku </w:t>
-            </w:r>
-            <w:r>
-              <w:rPr>
-                <w:sz w:val="20"/>
-              </w:rPr>
-              <w:lastRenderedPageBreak/>
-              <w:t>model deployments.</w:t>
+              <w:t>Hosts claude-sonnet and claude-haiku model deployments.</w:t>
             </w:r>
           </w:p>
         </w:tc>
@@ -2197,7 +2172,6 @@
         <w:rPr>
           <w:color w:val="4C566A"/>
         </w:rPr>
-        <w:lastRenderedPageBreak/>
         <w:t>To be provisioned (cheapest tier — dev only)</w:t>
       </w:r>
     </w:p>
@@ -2319,6 +2293,7 @@
               <w:rPr>
                 <w:sz w:val="20"/>
               </w:rPr>
+              <w:lastRenderedPageBreak/>
               <w:t>PostgreSQL Flexible Server</w:t>
             </w:r>
           </w:p>
@@ -2859,7 +2834,6 @@
         <w:rPr>
           <w:color w:val="3B4252"/>
         </w:rPr>
-        <w:lastRenderedPageBreak/>
         <w:t>A.3  Foundry LLM models</w:t>
       </w:r>
     </w:p>
@@ -3069,6 +3043,7 @@
         <w:rPr>
           <w:i/>
         </w:rPr>
+        <w:lastRenderedPageBreak/>
         <w:t>Architectural rule: the LLM never rescues weak retrieval. If the Evidence Gate (B.3) fails, we abstain and return needs_clarification — we do not call the LLM at all. This both protects answer quality and saves tokens on the rows that would have been refused anyway.</w:t>
       </w:r>
     </w:p>
@@ -3733,7 +3708,6 @@
         <w:pStyle w:val="ListBullet"/>
       </w:pPr>
       <w:r>
-        <w:lastRenderedPageBreak/>
         <w:t>'needs_clarification' — refused. We did not commit. Caller should queue the row for review or enrich and retry.</w:t>
       </w:r>
     </w:p>
@@ -3760,7 +3734,7 @@
         <w:tblLook w:val="04A0" w:firstRow="1" w:lastRow="0" w:firstColumn="1" w:lastColumn="0" w:noHBand="0" w:noVBand="1"/>
       </w:tblPr>
       <w:tblGrid>
-        <w:gridCol w:w="2470"/>
+        <w:gridCol w:w="2448"/>
         <w:gridCol w:w="2016"/>
         <w:gridCol w:w="5184"/>
       </w:tblGrid>
@@ -4029,6 +4003,7 @@
               <w:rPr>
                 <w:sz w:val="20"/>
               </w:rPr>
+              <w:lastRenderedPageBreak/>
               <w:t>weak_retrieval</w:t>
             </w:r>
           </w:p>
@@ -4457,13 +4432,6 @@
           <w:sz w:val="18"/>
         </w:rPr>
         <w:br/>
-      </w:r>
-      <w:r>
-        <w:rPr>
-          <w:rFonts w:ascii="Courier New" w:hAnsi="Courier New"/>
-          <w:sz w:val="18"/>
-        </w:rPr>
-        <w:lastRenderedPageBreak/>
         <w:t xml:space="preserve">  confidence_band?: 'high' | 'medium' | 'low';   // present only when accepted</w:t>
       </w:r>
       <w:r>
@@ -4659,6 +4627,7 @@
     </w:p>
     <w:p>
       <w:r>
+        <w:lastRenderedPageBreak/>
         <w:t>Response:</w:t>
       </w:r>
     </w:p>
@@ -4812,11 +4781,7 @@
     </w:p>
     <w:p>
       <w:r>
-        <w:t xml:space="preserve">Generic 12-digit ZATCA code → more specific 12-digit code at the same level. Conceptually: 'search the immediate descendants of the declared code's parent level.' In v1 the ZATCA hierarchy is consistently 10-digit parent → 12-digit leaf, so this implements as 'rows with the same first 10 digits, different last-2 statistical suffix.' If future data introduces other split points, the rule stays 'immediate parent prefix' — the prefix length </w:t>
-      </w:r>
-      <w:r>
-        <w:lastRenderedPageBreak/>
-        <w:t>is a config (parentPrefixLength), not a hard-coded 10. /boost is controlled refinement, NOT reclassification: we only refine within the local family if evidence is strong.</w:t>
+        <w:t>Generic 12-digit ZATCA code → more specific 12-digit code at the same level. Conceptually: 'search the immediate descendants of the declared code's parent level.' In v1 the ZATCA hierarchy is consistently 10-digit parent → 12-digit leaf, so this implements as 'rows with the same first 10 digits, different last-2 statistical suffix.' If future data introduces other split points, the rule stays 'immediate parent prefix' — the prefix length is a config (parentPrefixLength), not a hard-coded 10. /boost is controlled refinement, NOT reclassification: we only refine within the local family if evidence is strong.</w:t>
       </w:r>
     </w:p>
     <w:p>
@@ -5235,7 +5200,14 @@
               <w:rPr>
                 <w:sz w:val="20"/>
               </w:rPr>
-              <w:t>'too short — please describe the product'</w:t>
+              <w:t xml:space="preserve">'too short — please describe the </w:t>
+            </w:r>
+            <w:r>
+              <w:rPr>
+                <w:sz w:val="20"/>
+              </w:rPr>
+              <w:lastRenderedPageBreak/>
+              <w:t>product'</w:t>
             </w:r>
           </w:p>
         </w:tc>
@@ -5256,6 +5228,7 @@
               <w:rPr>
                 <w:sz w:val="20"/>
               </w:rPr>
+              <w:lastRenderedPageBreak/>
               <w:t>description.length &gt; 500</w:t>
             </w:r>
           </w:p>
@@ -5591,13 +5564,6 @@
           <w:sz w:val="18"/>
         </w:rPr>
         <w:br/>
-      </w:r>
-      <w:r>
-        <w:rPr>
-          <w:rFonts w:ascii="Courier New" w:hAnsi="Courier New"/>
-          <w:sz w:val="18"/>
-        </w:rPr>
-        <w:lastRenderedPageBreak/>
         <w:t xml:space="preserve">    .max(500, 'too long — keep it under 500 characters')</w:t>
       </w:r>
       <w:r>
@@ -6572,6 +6538,7 @@
               <w:rPr>
                 <w:sz w:val="20"/>
               </w:rPr>
+              <w:lastRenderedPageBreak/>
               <w:t>Otherwise</w:t>
             </w:r>
           </w:p>
@@ -6636,7 +6603,6 @@
           <w:rFonts w:ascii="Courier New" w:hAnsi="Courier New"/>
           <w:sz w:val="18"/>
         </w:rPr>
-        <w:lastRenderedPageBreak/>
         <w:t>const ExpandRequest = z.object({</w:t>
       </w:r>
       <w:r>
@@ -9095,7 +9061,6 @@
               <w:rPr>
                 <w:sz w:val="20"/>
               </w:rPr>
-              <w:lastRenderedPageBreak/>
               <w:t>confidence_band</w:t>
             </w:r>
           </w:p>
@@ -9301,6 +9266,7 @@
               <w:rPr>
                 <w:sz w:val="20"/>
               </w:rPr>
+              <w:lastRenderedPageBreak/>
               <w:t>candidate_count</w:t>
             </w:r>
           </w:p>
@@ -10292,7 +10258,6 @@
               <w:rPr>
                 <w:sz w:val="20"/>
               </w:rPr>
-              <w:lastRenderedPageBreak/>
               <w:t>Schema migrations</w:t>
             </w:r>
           </w:p>
@@ -10353,6 +10318,7 @@
         <w:rPr>
           <w:color w:val="3B4252"/>
         </w:rPr>
+        <w:lastRenderedPageBreak/>
         <w:t>A.8  Failure handling, timeouts, retries</w:t>
       </w:r>
     </w:p>
@@ -11030,14 +10996,7 @@
               <w:rPr>
                 <w:sz w:val="20"/>
               </w:rPr>
-              <w:t xml:space="preserve">We do NOT silently substitute the top retrieval pick — guard-trip is a strong signal. Surface to caller as a refusal so it can be queued for review. guard_tripped=true in </w:t>
-            </w:r>
-            <w:r>
-              <w:rPr>
-                <w:sz w:val="20"/>
-              </w:rPr>
-              <w:lastRenderedPageBreak/>
-              <w:t>classification_events for monitoring.</w:t>
+              <w:t>We do NOT silently substitute the top retrieval pick — guard-trip is a strong signal. Surface to caller as a refusal so it can be queued for review. guard_tripped=true in classification_events for monitoring.</w:t>
             </w:r>
           </w:p>
         </w:tc>
@@ -11059,7 +11018,6 @@
               <w:rPr>
                 <w:sz w:val="20"/>
               </w:rPr>
-              <w:lastRenderedPageBreak/>
               <w:t>Request timeout budget exceeded (cumulative ≥ 18 s of the 20 s ceiling)</w:t>
             </w:r>
           </w:p>
@@ -11212,6 +11170,7 @@
         <w:rPr>
           <w:color w:val="4C566A"/>
         </w:rPr>
+        <w:lastRenderedPageBreak/>
         <w:t>Dependency-level timeouts &amp; retries (Layer 2 — what supports the contract above)</w:t>
       </w:r>
     </w:p>
@@ -11225,7 +11184,7 @@
         <w:gridCol w:w="2016"/>
         <w:gridCol w:w="1872"/>
         <w:gridCol w:w="2304"/>
-        <w:gridCol w:w="3205"/>
+        <w:gridCol w:w="3168"/>
       </w:tblGrid>
       <w:tr>
         <w:tc>
@@ -12161,14 +12120,7 @@
               <w:rPr>
                 <w:sz w:val="20"/>
               </w:rPr>
-              <w:t xml:space="preserve">Includes 2 retries with backoff (250 ms, 1 s). Retries count against this 15 s — not added </w:t>
-            </w:r>
-            <w:r>
-              <w:rPr>
-                <w:sz w:val="20"/>
-              </w:rPr>
-              <w:lastRenderedPageBreak/>
-              <w:t>on top.</w:t>
+              <w:t>Includes 2 retries with backoff (250 ms, 1 s). Retries count against this 15 s — not added on top.</w:t>
             </w:r>
           </w:p>
         </w:tc>
@@ -12189,7 +12141,6 @@
               <w:rPr>
                 <w:sz w:val="20"/>
               </w:rPr>
-              <w:lastRenderedPageBreak/>
               <w:t>Key Vault (per secret read)</w:t>
             </w:r>
           </w:p>
@@ -12258,6 +12209,7 @@
         <w:rPr>
           <w:color w:val="3B4252"/>
         </w:rPr>
+        <w:lastRenderedPageBreak/>
         <w:t>A.9  Validation &amp; calibration plan</w:t>
       </w:r>
     </w:p>
@@ -12883,7 +12835,6 @@
               <w:rPr>
                 <w:sz w:val="20"/>
               </w:rPr>
-              <w:lastRenderedPageBreak/>
               <w:t>guard_trip_rate</w:t>
             </w:r>
           </w:p>
@@ -13075,6 +13026,7 @@
         <w:rPr>
           <w:color w:val="2E3440"/>
         </w:rPr>
+        <w:lastRenderedPageBreak/>
         <w:t>Part B — Functionality</w:t>
       </w:r>
     </w:p>
@@ -13096,11 +13048,11 @@
         <w:tblLook w:val="04A0" w:firstRow="1" w:lastRow="0" w:firstColumn="1" w:lastColumn="0" w:noHBand="0" w:noVBand="1"/>
       </w:tblPr>
       <w:tblGrid>
-        <w:gridCol w:w="2030"/>
-        <w:gridCol w:w="2478"/>
-        <w:gridCol w:w="1707"/>
-        <w:gridCol w:w="1791"/>
-        <w:gridCol w:w="2182"/>
+        <w:gridCol w:w="2046"/>
+        <w:gridCol w:w="2497"/>
+        <w:gridCol w:w="1701"/>
+        <w:gridCol w:w="1785"/>
+        <w:gridCol w:w="2159"/>
       </w:tblGrid>
       <w:tr>
         <w:tc>
@@ -13568,7 +13520,6 @@
     </w:p>
     <w:p>
       <w:r>
-        <w:lastRenderedPageBreak/>
         <w:t>6. Candidate Assembly (RRF merge, with prefix bias if applicable)</w:t>
       </w:r>
     </w:p>
@@ -13686,6 +13637,7 @@
     </w:p>
     <w:p>
       <w:r>
+        <w:lastRenderedPageBreak/>
         <w:t>3. Hierarchical Walk (siblings only)</w:t>
       </w:r>
     </w:p>
@@ -13716,7 +13668,6 @@
     </w:p>
     <w:p>
       <w:r>
-        <w:lastRenderedPageBreak/>
         <w:t>9. Decision Resolution</w:t>
       </w:r>
     </w:p>
@@ -14923,7 +14874,6 @@
               <w:rPr>
                 <w:sz w:val="20"/>
               </w:rPr>
-              <w:lastRenderedPageBreak/>
               <w:t>4.4</w:t>
             </w:r>
           </w:p>
@@ -14984,7 +14934,14 @@
               <w:rPr>
                 <w:sz w:val="20"/>
               </w:rPr>
-              <w:t>AR trigram fallback (if AR BM25 &lt; 10 hits AND lang ∈ {ar, mixed}): ORDER BY similarity(description_ar_norm, normalize_ar($text)) DESC LIMIT 25</w:t>
+              <w:t xml:space="preserve">AR trigram fallback (if AR BM25 &lt; 10 hits AND lang ∈ {ar, mixed}): ORDER BY </w:t>
+            </w:r>
+            <w:r>
+              <w:rPr>
+                <w:sz w:val="20"/>
+              </w:rPr>
+              <w:lastRenderedPageBreak/>
+              <w:t>similarity(description_ar_norm, normalize_ar($text)) DESC LIMIT 25</w:t>
             </w:r>
           </w:p>
         </w:tc>
@@ -14995,6 +14952,7 @@
         <w:rPr>
           <w:b/>
         </w:rPr>
+        <w:lastRenderedPageBreak/>
         <w:t xml:space="preserve">6. Candidate Assembly (RRF merge): </w:t>
       </w:r>
       <w:r>
@@ -16163,7 +16121,6 @@
               <w:rPr>
                 <w:sz w:val="20"/>
               </w:rPr>
-              <w:lastRenderedPageBreak/>
               <w:t>BM.3</w:t>
             </w:r>
           </w:p>
@@ -16375,7 +16332,14 @@
               <w:rPr>
                 <w:sz w:val="20"/>
               </w:rPr>
-              <w:t>Compute top2_gap = alternatives[0].retrieval_score - alternatives[1].retrieval_score (or +∞ if only 1 candidate)</w:t>
+              <w:t xml:space="preserve">Compute top2_gap = alternatives[0].retrieval_score - alternatives[1].retrieval_score (or +∞ if only 1 </w:t>
+            </w:r>
+            <w:r>
+              <w:rPr>
+                <w:sz w:val="20"/>
+              </w:rPr>
+              <w:lastRenderedPageBreak/>
+              <w:t>candidate)</w:t>
             </w:r>
           </w:p>
         </w:tc>
@@ -16396,6 +16360,7 @@
               <w:rPr>
                 <w:sz w:val="20"/>
               </w:rPr>
+              <w:lastRenderedPageBreak/>
               <w:t>EG.3</w:t>
             </w:r>
           </w:p>
@@ -17465,14 +17430,7 @@
               <w:rPr>
                 <w:sz w:val="20"/>
               </w:rPr>
-              <w:t xml:space="preserve">Else if gate failed → decision_status='needs_clarification', decision_reason from gate </w:t>
-            </w:r>
-            <w:r>
-              <w:rPr>
-                <w:sz w:val="20"/>
-              </w:rPr>
-              <w:lastRenderedPageBreak/>
-              <w:t>('weak_retrieval' / 'ambiguous_top_candidates' / 'invalid_prefix')</w:t>
+              <w:t>Else if gate failed → decision_status='needs_clarification', decision_reason from gate ('weak_retrieval' / 'ambiguous_top_candidates' / 'invalid_prefix')</w:t>
             </w:r>
           </w:p>
         </w:tc>
@@ -17493,7 +17451,6 @@
               <w:rPr>
                 <w:sz w:val="20"/>
               </w:rPr>
-              <w:lastRenderedPageBreak/>
               <w:t>DR.3</w:t>
             </w:r>
           </w:p>
@@ -17785,7 +17742,14 @@
               <w:rPr>
                 <w:sz w:val="20"/>
               </w:rPr>
-              <w:t>If accepted: look up chosen_code in hs_codes for canonical EN + AR; populate result.code, .description_en, .description_ar, .rationale, .alternatives</w:t>
+              <w:t xml:space="preserve">If accepted: look up chosen_code in hs_codes for canonical EN + AR; populate result.code, </w:t>
+            </w:r>
+            <w:r>
+              <w:rPr>
+                <w:sz w:val="20"/>
+              </w:rPr>
+              <w:lastRenderedPageBreak/>
+              <w:t>.description_en, .description_ar, .rationale, .alternatives</w:t>
             </w:r>
           </w:p>
         </w:tc>
@@ -17807,6 +17771,7 @@
               <w:rPr>
                 <w:sz w:val="20"/>
               </w:rPr>
+              <w:lastRenderedPageBreak/>
               <w:t>RC.2</w:t>
             </w:r>
           </w:p>
@@ -18475,7 +18440,6 @@
         <w:pStyle w:val="ListBullet"/>
       </w:pPr>
       <w:r>
-        <w:lastRenderedPageBreak/>
         <w:t>packages/retrieval/ hybrid retrieval, branch-walk helper, RRF merge with prefix bias, evidence gate</w:t>
       </w:r>
     </w:p>
@@ -18543,6 +18507,37 @@
         <w:t>docs/adr/ ADRs 001–008 (incl. ADR on shared decision contract + LLM-never-rescues-weak-retrieval rule)</w:t>
       </w:r>
     </w:p>
+    <w:p>
+      <w:pPr>
+        <w:pStyle w:val="ListBullet"/>
+        <w:numPr>
+          <w:ilvl w:val="0"/>
+          <w:numId w:val="0"/>
+        </w:numPr>
+        <w:ind w:left="360" w:hanging="360"/>
+      </w:pPr>
+    </w:p>
+    <w:p>
+      <w:pPr>
+        <w:pStyle w:val="ListBullet"/>
+        <w:numPr>
+          <w:ilvl w:val="0"/>
+          <w:numId w:val="0"/>
+        </w:numPr>
+        <w:ind w:left="360" w:hanging="360"/>
+      </w:pPr>
+    </w:p>
+    <w:p>
+      <w:pPr>
+        <w:pStyle w:val="ListBullet"/>
+        <w:numPr>
+          <w:ilvl w:val="0"/>
+          <w:numId w:val="0"/>
+        </w:numPr>
+        <w:ind w:left="360" w:hanging="360"/>
+      </w:pPr>
+    </w:p>
+    <w:p/>
     <w:sectPr>
       <w:pgSz w:w="12240" w:h="15840"/>
       <w:pgMar w:top="1134" w:right="1134" w:bottom="1134" w:left="1134" w:header="720" w:footer="720" w:gutter="0"/>
@@ -18708,7 +18703,7 @@
   <w:abstractNum w:abstractNumId="8" w15:restartNumberingAfterBreak="0">
     <w:nsid w:val="FFFFFF89"/>
     <w:multiLevelType w:val="singleLevel"/>
-    <w:tmpl w:val="29761A62"/>
+    <w:tmpl w:val="978ECEF8"/>
     <w:lvl w:ilvl="0">
       <w:start w:val="1"/>
       <w:numFmt w:val="bullet"/>
@@ -18723,6 +18718,1311 @@
       </w:pPr>
       <w:rPr>
         <w:rFonts w:ascii="Symbol" w:hAnsi="Symbol" w:hint="default"/>
+      </w:rPr>
+    </w:lvl>
+  </w:abstractNum>
+  <w:abstractNum w:abstractNumId="9" w15:restartNumberingAfterBreak="0">
+    <w:nsid w:val="0EA45174"/>
+    <w:multiLevelType w:val="multilevel"/>
+    <w:tmpl w:val="3D2E6564"/>
+    <w:lvl w:ilvl="0">
+      <w:start w:val="1"/>
+      <w:numFmt w:val="bullet"/>
+      <w:lvlText w:val=""/>
+      <w:lvlJc w:val="left"/>
+      <w:pPr>
+        <w:tabs>
+          <w:tab w:val="num" w:pos="720"/>
+        </w:tabs>
+        <w:ind w:left="720" w:hanging="360"/>
+      </w:pPr>
+      <w:rPr>
+        <w:rFonts w:ascii="Symbol" w:hAnsi="Symbol" w:hint="default"/>
+        <w:sz w:val="20"/>
+      </w:rPr>
+    </w:lvl>
+    <w:lvl w:ilvl="1" w:tentative="1">
+      <w:start w:val="1"/>
+      <w:numFmt w:val="bullet"/>
+      <w:lvlText w:val=""/>
+      <w:lvlJc w:val="left"/>
+      <w:pPr>
+        <w:tabs>
+          <w:tab w:val="num" w:pos="1440"/>
+        </w:tabs>
+        <w:ind w:left="1440" w:hanging="360"/>
+      </w:pPr>
+      <w:rPr>
+        <w:rFonts w:ascii="Symbol" w:hAnsi="Symbol" w:hint="default"/>
+        <w:sz w:val="20"/>
+      </w:rPr>
+    </w:lvl>
+    <w:lvl w:ilvl="2" w:tentative="1">
+      <w:start w:val="1"/>
+      <w:numFmt w:val="bullet"/>
+      <w:lvlText w:val=""/>
+      <w:lvlJc w:val="left"/>
+      <w:pPr>
+        <w:tabs>
+          <w:tab w:val="num" w:pos="2160"/>
+        </w:tabs>
+        <w:ind w:left="2160" w:hanging="360"/>
+      </w:pPr>
+      <w:rPr>
+        <w:rFonts w:ascii="Symbol" w:hAnsi="Symbol" w:hint="default"/>
+        <w:sz w:val="20"/>
+      </w:rPr>
+    </w:lvl>
+    <w:lvl w:ilvl="3" w:tentative="1">
+      <w:start w:val="1"/>
+      <w:numFmt w:val="bullet"/>
+      <w:lvlText w:val=""/>
+      <w:lvlJc w:val="left"/>
+      <w:pPr>
+        <w:tabs>
+          <w:tab w:val="num" w:pos="2880"/>
+        </w:tabs>
+        <w:ind w:left="2880" w:hanging="360"/>
+      </w:pPr>
+      <w:rPr>
+        <w:rFonts w:ascii="Symbol" w:hAnsi="Symbol" w:hint="default"/>
+        <w:sz w:val="20"/>
+      </w:rPr>
+    </w:lvl>
+    <w:lvl w:ilvl="4" w:tentative="1">
+      <w:start w:val="1"/>
+      <w:numFmt w:val="bullet"/>
+      <w:lvlText w:val=""/>
+      <w:lvlJc w:val="left"/>
+      <w:pPr>
+        <w:tabs>
+          <w:tab w:val="num" w:pos="3600"/>
+        </w:tabs>
+        <w:ind w:left="3600" w:hanging="360"/>
+      </w:pPr>
+      <w:rPr>
+        <w:rFonts w:ascii="Symbol" w:hAnsi="Symbol" w:hint="default"/>
+        <w:sz w:val="20"/>
+      </w:rPr>
+    </w:lvl>
+    <w:lvl w:ilvl="5" w:tentative="1">
+      <w:start w:val="1"/>
+      <w:numFmt w:val="bullet"/>
+      <w:lvlText w:val=""/>
+      <w:lvlJc w:val="left"/>
+      <w:pPr>
+        <w:tabs>
+          <w:tab w:val="num" w:pos="4320"/>
+        </w:tabs>
+        <w:ind w:left="4320" w:hanging="360"/>
+      </w:pPr>
+      <w:rPr>
+        <w:rFonts w:ascii="Symbol" w:hAnsi="Symbol" w:hint="default"/>
+        <w:sz w:val="20"/>
+      </w:rPr>
+    </w:lvl>
+    <w:lvl w:ilvl="6" w:tentative="1">
+      <w:start w:val="1"/>
+      <w:numFmt w:val="bullet"/>
+      <w:lvlText w:val=""/>
+      <w:lvlJc w:val="left"/>
+      <w:pPr>
+        <w:tabs>
+          <w:tab w:val="num" w:pos="5040"/>
+        </w:tabs>
+        <w:ind w:left="5040" w:hanging="360"/>
+      </w:pPr>
+      <w:rPr>
+        <w:rFonts w:ascii="Symbol" w:hAnsi="Symbol" w:hint="default"/>
+        <w:sz w:val="20"/>
+      </w:rPr>
+    </w:lvl>
+    <w:lvl w:ilvl="7" w:tentative="1">
+      <w:start w:val="1"/>
+      <w:numFmt w:val="bullet"/>
+      <w:lvlText w:val=""/>
+      <w:lvlJc w:val="left"/>
+      <w:pPr>
+        <w:tabs>
+          <w:tab w:val="num" w:pos="5760"/>
+        </w:tabs>
+        <w:ind w:left="5760" w:hanging="360"/>
+      </w:pPr>
+      <w:rPr>
+        <w:rFonts w:ascii="Symbol" w:hAnsi="Symbol" w:hint="default"/>
+        <w:sz w:val="20"/>
+      </w:rPr>
+    </w:lvl>
+    <w:lvl w:ilvl="8" w:tentative="1">
+      <w:start w:val="1"/>
+      <w:numFmt w:val="bullet"/>
+      <w:lvlText w:val=""/>
+      <w:lvlJc w:val="left"/>
+      <w:pPr>
+        <w:tabs>
+          <w:tab w:val="num" w:pos="6480"/>
+        </w:tabs>
+        <w:ind w:left="6480" w:hanging="360"/>
+      </w:pPr>
+      <w:rPr>
+        <w:rFonts w:ascii="Symbol" w:hAnsi="Symbol" w:hint="default"/>
+        <w:sz w:val="20"/>
+      </w:rPr>
+    </w:lvl>
+  </w:abstractNum>
+  <w:abstractNum w:abstractNumId="10" w15:restartNumberingAfterBreak="0">
+    <w:nsid w:val="2A331B2B"/>
+    <w:multiLevelType w:val="multilevel"/>
+    <w:tmpl w:val="0490785E"/>
+    <w:lvl w:ilvl="0">
+      <w:start w:val="1"/>
+      <w:numFmt w:val="bullet"/>
+      <w:lvlText w:val=""/>
+      <w:lvlJc w:val="left"/>
+      <w:pPr>
+        <w:tabs>
+          <w:tab w:val="num" w:pos="720"/>
+        </w:tabs>
+        <w:ind w:left="720" w:hanging="360"/>
+      </w:pPr>
+      <w:rPr>
+        <w:rFonts w:ascii="Symbol" w:hAnsi="Symbol" w:hint="default"/>
+        <w:sz w:val="20"/>
+      </w:rPr>
+    </w:lvl>
+    <w:lvl w:ilvl="1" w:tentative="1">
+      <w:start w:val="1"/>
+      <w:numFmt w:val="bullet"/>
+      <w:lvlText w:val=""/>
+      <w:lvlJc w:val="left"/>
+      <w:pPr>
+        <w:tabs>
+          <w:tab w:val="num" w:pos="1440"/>
+        </w:tabs>
+        <w:ind w:left="1440" w:hanging="360"/>
+      </w:pPr>
+      <w:rPr>
+        <w:rFonts w:ascii="Symbol" w:hAnsi="Symbol" w:hint="default"/>
+        <w:sz w:val="20"/>
+      </w:rPr>
+    </w:lvl>
+    <w:lvl w:ilvl="2" w:tentative="1">
+      <w:start w:val="1"/>
+      <w:numFmt w:val="bullet"/>
+      <w:lvlText w:val=""/>
+      <w:lvlJc w:val="left"/>
+      <w:pPr>
+        <w:tabs>
+          <w:tab w:val="num" w:pos="2160"/>
+        </w:tabs>
+        <w:ind w:left="2160" w:hanging="360"/>
+      </w:pPr>
+      <w:rPr>
+        <w:rFonts w:ascii="Symbol" w:hAnsi="Symbol" w:hint="default"/>
+        <w:sz w:val="20"/>
+      </w:rPr>
+    </w:lvl>
+    <w:lvl w:ilvl="3" w:tentative="1">
+      <w:start w:val="1"/>
+      <w:numFmt w:val="bullet"/>
+      <w:lvlText w:val=""/>
+      <w:lvlJc w:val="left"/>
+      <w:pPr>
+        <w:tabs>
+          <w:tab w:val="num" w:pos="2880"/>
+        </w:tabs>
+        <w:ind w:left="2880" w:hanging="360"/>
+      </w:pPr>
+      <w:rPr>
+        <w:rFonts w:ascii="Symbol" w:hAnsi="Symbol" w:hint="default"/>
+        <w:sz w:val="20"/>
+      </w:rPr>
+    </w:lvl>
+    <w:lvl w:ilvl="4" w:tentative="1">
+      <w:start w:val="1"/>
+      <w:numFmt w:val="bullet"/>
+      <w:lvlText w:val=""/>
+      <w:lvlJc w:val="left"/>
+      <w:pPr>
+        <w:tabs>
+          <w:tab w:val="num" w:pos="3600"/>
+        </w:tabs>
+        <w:ind w:left="3600" w:hanging="360"/>
+      </w:pPr>
+      <w:rPr>
+        <w:rFonts w:ascii="Symbol" w:hAnsi="Symbol" w:hint="default"/>
+        <w:sz w:val="20"/>
+      </w:rPr>
+    </w:lvl>
+    <w:lvl w:ilvl="5" w:tentative="1">
+      <w:start w:val="1"/>
+      <w:numFmt w:val="bullet"/>
+      <w:lvlText w:val=""/>
+      <w:lvlJc w:val="left"/>
+      <w:pPr>
+        <w:tabs>
+          <w:tab w:val="num" w:pos="4320"/>
+        </w:tabs>
+        <w:ind w:left="4320" w:hanging="360"/>
+      </w:pPr>
+      <w:rPr>
+        <w:rFonts w:ascii="Symbol" w:hAnsi="Symbol" w:hint="default"/>
+        <w:sz w:val="20"/>
+      </w:rPr>
+    </w:lvl>
+    <w:lvl w:ilvl="6" w:tentative="1">
+      <w:start w:val="1"/>
+      <w:numFmt w:val="bullet"/>
+      <w:lvlText w:val=""/>
+      <w:lvlJc w:val="left"/>
+      <w:pPr>
+        <w:tabs>
+          <w:tab w:val="num" w:pos="5040"/>
+        </w:tabs>
+        <w:ind w:left="5040" w:hanging="360"/>
+      </w:pPr>
+      <w:rPr>
+        <w:rFonts w:ascii="Symbol" w:hAnsi="Symbol" w:hint="default"/>
+        <w:sz w:val="20"/>
+      </w:rPr>
+    </w:lvl>
+    <w:lvl w:ilvl="7" w:tentative="1">
+      <w:start w:val="1"/>
+      <w:numFmt w:val="bullet"/>
+      <w:lvlText w:val=""/>
+      <w:lvlJc w:val="left"/>
+      <w:pPr>
+        <w:tabs>
+          <w:tab w:val="num" w:pos="5760"/>
+        </w:tabs>
+        <w:ind w:left="5760" w:hanging="360"/>
+      </w:pPr>
+      <w:rPr>
+        <w:rFonts w:ascii="Symbol" w:hAnsi="Symbol" w:hint="default"/>
+        <w:sz w:val="20"/>
+      </w:rPr>
+    </w:lvl>
+    <w:lvl w:ilvl="8" w:tentative="1">
+      <w:start w:val="1"/>
+      <w:numFmt w:val="bullet"/>
+      <w:lvlText w:val=""/>
+      <w:lvlJc w:val="left"/>
+      <w:pPr>
+        <w:tabs>
+          <w:tab w:val="num" w:pos="6480"/>
+        </w:tabs>
+        <w:ind w:left="6480" w:hanging="360"/>
+      </w:pPr>
+      <w:rPr>
+        <w:rFonts w:ascii="Symbol" w:hAnsi="Symbol" w:hint="default"/>
+        <w:sz w:val="20"/>
+      </w:rPr>
+    </w:lvl>
+  </w:abstractNum>
+  <w:abstractNum w:abstractNumId="11" w15:restartNumberingAfterBreak="0">
+    <w:nsid w:val="2E8D1F10"/>
+    <w:multiLevelType w:val="multilevel"/>
+    <w:tmpl w:val="D72C4440"/>
+    <w:lvl w:ilvl="0">
+      <w:start w:val="1"/>
+      <w:numFmt w:val="bullet"/>
+      <w:lvlText w:val=""/>
+      <w:lvlJc w:val="left"/>
+      <w:pPr>
+        <w:tabs>
+          <w:tab w:val="num" w:pos="720"/>
+        </w:tabs>
+        <w:ind w:left="720" w:hanging="360"/>
+      </w:pPr>
+      <w:rPr>
+        <w:rFonts w:ascii="Symbol" w:hAnsi="Symbol" w:hint="default"/>
+        <w:sz w:val="20"/>
+      </w:rPr>
+    </w:lvl>
+    <w:lvl w:ilvl="1">
+      <w:start w:val="1"/>
+      <w:numFmt w:val="bullet"/>
+      <w:lvlText w:val=""/>
+      <w:lvlJc w:val="left"/>
+      <w:pPr>
+        <w:tabs>
+          <w:tab w:val="num" w:pos="1440"/>
+        </w:tabs>
+        <w:ind w:left="1440" w:hanging="360"/>
+      </w:pPr>
+      <w:rPr>
+        <w:rFonts w:ascii="Symbol" w:hAnsi="Symbol" w:hint="default"/>
+        <w:sz w:val="20"/>
+      </w:rPr>
+    </w:lvl>
+    <w:lvl w:ilvl="2" w:tentative="1">
+      <w:start w:val="1"/>
+      <w:numFmt w:val="bullet"/>
+      <w:lvlText w:val=""/>
+      <w:lvlJc w:val="left"/>
+      <w:pPr>
+        <w:tabs>
+          <w:tab w:val="num" w:pos="2160"/>
+        </w:tabs>
+        <w:ind w:left="2160" w:hanging="360"/>
+      </w:pPr>
+      <w:rPr>
+        <w:rFonts w:ascii="Symbol" w:hAnsi="Symbol" w:hint="default"/>
+        <w:sz w:val="20"/>
+      </w:rPr>
+    </w:lvl>
+    <w:lvl w:ilvl="3" w:tentative="1">
+      <w:start w:val="1"/>
+      <w:numFmt w:val="bullet"/>
+      <w:lvlText w:val=""/>
+      <w:lvlJc w:val="left"/>
+      <w:pPr>
+        <w:tabs>
+          <w:tab w:val="num" w:pos="2880"/>
+        </w:tabs>
+        <w:ind w:left="2880" w:hanging="360"/>
+      </w:pPr>
+      <w:rPr>
+        <w:rFonts w:ascii="Symbol" w:hAnsi="Symbol" w:hint="default"/>
+        <w:sz w:val="20"/>
+      </w:rPr>
+    </w:lvl>
+    <w:lvl w:ilvl="4" w:tentative="1">
+      <w:start w:val="1"/>
+      <w:numFmt w:val="bullet"/>
+      <w:lvlText w:val=""/>
+      <w:lvlJc w:val="left"/>
+      <w:pPr>
+        <w:tabs>
+          <w:tab w:val="num" w:pos="3600"/>
+        </w:tabs>
+        <w:ind w:left="3600" w:hanging="360"/>
+      </w:pPr>
+      <w:rPr>
+        <w:rFonts w:ascii="Symbol" w:hAnsi="Symbol" w:hint="default"/>
+        <w:sz w:val="20"/>
+      </w:rPr>
+    </w:lvl>
+    <w:lvl w:ilvl="5" w:tentative="1">
+      <w:start w:val="1"/>
+      <w:numFmt w:val="bullet"/>
+      <w:lvlText w:val=""/>
+      <w:lvlJc w:val="left"/>
+      <w:pPr>
+        <w:tabs>
+          <w:tab w:val="num" w:pos="4320"/>
+        </w:tabs>
+        <w:ind w:left="4320" w:hanging="360"/>
+      </w:pPr>
+      <w:rPr>
+        <w:rFonts w:ascii="Symbol" w:hAnsi="Symbol" w:hint="default"/>
+        <w:sz w:val="20"/>
+      </w:rPr>
+    </w:lvl>
+    <w:lvl w:ilvl="6" w:tentative="1">
+      <w:start w:val="1"/>
+      <w:numFmt w:val="bullet"/>
+      <w:lvlText w:val=""/>
+      <w:lvlJc w:val="left"/>
+      <w:pPr>
+        <w:tabs>
+          <w:tab w:val="num" w:pos="5040"/>
+        </w:tabs>
+        <w:ind w:left="5040" w:hanging="360"/>
+      </w:pPr>
+      <w:rPr>
+        <w:rFonts w:ascii="Symbol" w:hAnsi="Symbol" w:hint="default"/>
+        <w:sz w:val="20"/>
+      </w:rPr>
+    </w:lvl>
+    <w:lvl w:ilvl="7" w:tentative="1">
+      <w:start w:val="1"/>
+      <w:numFmt w:val="bullet"/>
+      <w:lvlText w:val=""/>
+      <w:lvlJc w:val="left"/>
+      <w:pPr>
+        <w:tabs>
+          <w:tab w:val="num" w:pos="5760"/>
+        </w:tabs>
+        <w:ind w:left="5760" w:hanging="360"/>
+      </w:pPr>
+      <w:rPr>
+        <w:rFonts w:ascii="Symbol" w:hAnsi="Symbol" w:hint="default"/>
+        <w:sz w:val="20"/>
+      </w:rPr>
+    </w:lvl>
+    <w:lvl w:ilvl="8" w:tentative="1">
+      <w:start w:val="1"/>
+      <w:numFmt w:val="bullet"/>
+      <w:lvlText w:val=""/>
+      <w:lvlJc w:val="left"/>
+      <w:pPr>
+        <w:tabs>
+          <w:tab w:val="num" w:pos="6480"/>
+        </w:tabs>
+        <w:ind w:left="6480" w:hanging="360"/>
+      </w:pPr>
+      <w:rPr>
+        <w:rFonts w:ascii="Symbol" w:hAnsi="Symbol" w:hint="default"/>
+        <w:sz w:val="20"/>
+      </w:rPr>
+    </w:lvl>
+  </w:abstractNum>
+  <w:abstractNum w:abstractNumId="12" w15:restartNumberingAfterBreak="0">
+    <w:nsid w:val="44885540"/>
+    <w:multiLevelType w:val="multilevel"/>
+    <w:tmpl w:val="8D22CCFC"/>
+    <w:lvl w:ilvl="0">
+      <w:start w:val="1"/>
+      <w:numFmt w:val="bullet"/>
+      <w:lvlText w:val=""/>
+      <w:lvlJc w:val="left"/>
+      <w:pPr>
+        <w:tabs>
+          <w:tab w:val="num" w:pos="720"/>
+        </w:tabs>
+        <w:ind w:left="720" w:hanging="360"/>
+      </w:pPr>
+      <w:rPr>
+        <w:rFonts w:ascii="Symbol" w:hAnsi="Symbol" w:hint="default"/>
+        <w:sz w:val="20"/>
+      </w:rPr>
+    </w:lvl>
+    <w:lvl w:ilvl="1">
+      <w:start w:val="1"/>
+      <w:numFmt w:val="bullet"/>
+      <w:lvlText w:val=""/>
+      <w:lvlJc w:val="left"/>
+      <w:pPr>
+        <w:tabs>
+          <w:tab w:val="num" w:pos="1440"/>
+        </w:tabs>
+        <w:ind w:left="1440" w:hanging="360"/>
+      </w:pPr>
+      <w:rPr>
+        <w:rFonts w:ascii="Symbol" w:hAnsi="Symbol" w:hint="default"/>
+        <w:sz w:val="20"/>
+      </w:rPr>
+    </w:lvl>
+    <w:lvl w:ilvl="2" w:tentative="1">
+      <w:start w:val="1"/>
+      <w:numFmt w:val="bullet"/>
+      <w:lvlText w:val=""/>
+      <w:lvlJc w:val="left"/>
+      <w:pPr>
+        <w:tabs>
+          <w:tab w:val="num" w:pos="2160"/>
+        </w:tabs>
+        <w:ind w:left="2160" w:hanging="360"/>
+      </w:pPr>
+      <w:rPr>
+        <w:rFonts w:ascii="Symbol" w:hAnsi="Symbol" w:hint="default"/>
+        <w:sz w:val="20"/>
+      </w:rPr>
+    </w:lvl>
+    <w:lvl w:ilvl="3" w:tentative="1">
+      <w:start w:val="1"/>
+      <w:numFmt w:val="bullet"/>
+      <w:lvlText w:val=""/>
+      <w:lvlJc w:val="left"/>
+      <w:pPr>
+        <w:tabs>
+          <w:tab w:val="num" w:pos="2880"/>
+        </w:tabs>
+        <w:ind w:left="2880" w:hanging="360"/>
+      </w:pPr>
+      <w:rPr>
+        <w:rFonts w:ascii="Symbol" w:hAnsi="Symbol" w:hint="default"/>
+        <w:sz w:val="20"/>
+      </w:rPr>
+    </w:lvl>
+    <w:lvl w:ilvl="4" w:tentative="1">
+      <w:start w:val="1"/>
+      <w:numFmt w:val="bullet"/>
+      <w:lvlText w:val=""/>
+      <w:lvlJc w:val="left"/>
+      <w:pPr>
+        <w:tabs>
+          <w:tab w:val="num" w:pos="3600"/>
+        </w:tabs>
+        <w:ind w:left="3600" w:hanging="360"/>
+      </w:pPr>
+      <w:rPr>
+        <w:rFonts w:ascii="Symbol" w:hAnsi="Symbol" w:hint="default"/>
+        <w:sz w:val="20"/>
+      </w:rPr>
+    </w:lvl>
+    <w:lvl w:ilvl="5" w:tentative="1">
+      <w:start w:val="1"/>
+      <w:numFmt w:val="bullet"/>
+      <w:lvlText w:val=""/>
+      <w:lvlJc w:val="left"/>
+      <w:pPr>
+        <w:tabs>
+          <w:tab w:val="num" w:pos="4320"/>
+        </w:tabs>
+        <w:ind w:left="4320" w:hanging="360"/>
+      </w:pPr>
+      <w:rPr>
+        <w:rFonts w:ascii="Symbol" w:hAnsi="Symbol" w:hint="default"/>
+        <w:sz w:val="20"/>
+      </w:rPr>
+    </w:lvl>
+    <w:lvl w:ilvl="6" w:tentative="1">
+      <w:start w:val="1"/>
+      <w:numFmt w:val="bullet"/>
+      <w:lvlText w:val=""/>
+      <w:lvlJc w:val="left"/>
+      <w:pPr>
+        <w:tabs>
+          <w:tab w:val="num" w:pos="5040"/>
+        </w:tabs>
+        <w:ind w:left="5040" w:hanging="360"/>
+      </w:pPr>
+      <w:rPr>
+        <w:rFonts w:ascii="Symbol" w:hAnsi="Symbol" w:hint="default"/>
+        <w:sz w:val="20"/>
+      </w:rPr>
+    </w:lvl>
+    <w:lvl w:ilvl="7" w:tentative="1">
+      <w:start w:val="1"/>
+      <w:numFmt w:val="bullet"/>
+      <w:lvlText w:val=""/>
+      <w:lvlJc w:val="left"/>
+      <w:pPr>
+        <w:tabs>
+          <w:tab w:val="num" w:pos="5760"/>
+        </w:tabs>
+        <w:ind w:left="5760" w:hanging="360"/>
+      </w:pPr>
+      <w:rPr>
+        <w:rFonts w:ascii="Symbol" w:hAnsi="Symbol" w:hint="default"/>
+        <w:sz w:val="20"/>
+      </w:rPr>
+    </w:lvl>
+    <w:lvl w:ilvl="8" w:tentative="1">
+      <w:start w:val="1"/>
+      <w:numFmt w:val="bullet"/>
+      <w:lvlText w:val=""/>
+      <w:lvlJc w:val="left"/>
+      <w:pPr>
+        <w:tabs>
+          <w:tab w:val="num" w:pos="6480"/>
+        </w:tabs>
+        <w:ind w:left="6480" w:hanging="360"/>
+      </w:pPr>
+      <w:rPr>
+        <w:rFonts w:ascii="Symbol" w:hAnsi="Symbol" w:hint="default"/>
+        <w:sz w:val="20"/>
+      </w:rPr>
+    </w:lvl>
+  </w:abstractNum>
+  <w:abstractNum w:abstractNumId="13" w15:restartNumberingAfterBreak="0">
+    <w:nsid w:val="56A667B6"/>
+    <w:multiLevelType w:val="multilevel"/>
+    <w:tmpl w:val="DB4CACAA"/>
+    <w:lvl w:ilvl="0">
+      <w:start w:val="1"/>
+      <w:numFmt w:val="bullet"/>
+      <w:lvlText w:val=""/>
+      <w:lvlJc w:val="left"/>
+      <w:pPr>
+        <w:tabs>
+          <w:tab w:val="num" w:pos="720"/>
+        </w:tabs>
+        <w:ind w:left="720" w:hanging="360"/>
+      </w:pPr>
+      <w:rPr>
+        <w:rFonts w:ascii="Symbol" w:hAnsi="Symbol" w:hint="default"/>
+        <w:sz w:val="20"/>
+      </w:rPr>
+    </w:lvl>
+    <w:lvl w:ilvl="1" w:tentative="1">
+      <w:start w:val="1"/>
+      <w:numFmt w:val="bullet"/>
+      <w:lvlText w:val=""/>
+      <w:lvlJc w:val="left"/>
+      <w:pPr>
+        <w:tabs>
+          <w:tab w:val="num" w:pos="1440"/>
+        </w:tabs>
+        <w:ind w:left="1440" w:hanging="360"/>
+      </w:pPr>
+      <w:rPr>
+        <w:rFonts w:ascii="Symbol" w:hAnsi="Symbol" w:hint="default"/>
+        <w:sz w:val="20"/>
+      </w:rPr>
+    </w:lvl>
+    <w:lvl w:ilvl="2" w:tentative="1">
+      <w:start w:val="1"/>
+      <w:numFmt w:val="bullet"/>
+      <w:lvlText w:val=""/>
+      <w:lvlJc w:val="left"/>
+      <w:pPr>
+        <w:tabs>
+          <w:tab w:val="num" w:pos="2160"/>
+        </w:tabs>
+        <w:ind w:left="2160" w:hanging="360"/>
+      </w:pPr>
+      <w:rPr>
+        <w:rFonts w:ascii="Symbol" w:hAnsi="Symbol" w:hint="default"/>
+        <w:sz w:val="20"/>
+      </w:rPr>
+    </w:lvl>
+    <w:lvl w:ilvl="3" w:tentative="1">
+      <w:start w:val="1"/>
+      <w:numFmt w:val="bullet"/>
+      <w:lvlText w:val=""/>
+      <w:lvlJc w:val="left"/>
+      <w:pPr>
+        <w:tabs>
+          <w:tab w:val="num" w:pos="2880"/>
+        </w:tabs>
+        <w:ind w:left="2880" w:hanging="360"/>
+      </w:pPr>
+      <w:rPr>
+        <w:rFonts w:ascii="Symbol" w:hAnsi="Symbol" w:hint="default"/>
+        <w:sz w:val="20"/>
+      </w:rPr>
+    </w:lvl>
+    <w:lvl w:ilvl="4" w:tentative="1">
+      <w:start w:val="1"/>
+      <w:numFmt w:val="bullet"/>
+      <w:lvlText w:val=""/>
+      <w:lvlJc w:val="left"/>
+      <w:pPr>
+        <w:tabs>
+          <w:tab w:val="num" w:pos="3600"/>
+        </w:tabs>
+        <w:ind w:left="3600" w:hanging="360"/>
+      </w:pPr>
+      <w:rPr>
+        <w:rFonts w:ascii="Symbol" w:hAnsi="Symbol" w:hint="default"/>
+        <w:sz w:val="20"/>
+      </w:rPr>
+    </w:lvl>
+    <w:lvl w:ilvl="5" w:tentative="1">
+      <w:start w:val="1"/>
+      <w:numFmt w:val="bullet"/>
+      <w:lvlText w:val=""/>
+      <w:lvlJc w:val="left"/>
+      <w:pPr>
+        <w:tabs>
+          <w:tab w:val="num" w:pos="4320"/>
+        </w:tabs>
+        <w:ind w:left="4320" w:hanging="360"/>
+      </w:pPr>
+      <w:rPr>
+        <w:rFonts w:ascii="Symbol" w:hAnsi="Symbol" w:hint="default"/>
+        <w:sz w:val="20"/>
+      </w:rPr>
+    </w:lvl>
+    <w:lvl w:ilvl="6" w:tentative="1">
+      <w:start w:val="1"/>
+      <w:numFmt w:val="bullet"/>
+      <w:lvlText w:val=""/>
+      <w:lvlJc w:val="left"/>
+      <w:pPr>
+        <w:tabs>
+          <w:tab w:val="num" w:pos="5040"/>
+        </w:tabs>
+        <w:ind w:left="5040" w:hanging="360"/>
+      </w:pPr>
+      <w:rPr>
+        <w:rFonts w:ascii="Symbol" w:hAnsi="Symbol" w:hint="default"/>
+        <w:sz w:val="20"/>
+      </w:rPr>
+    </w:lvl>
+    <w:lvl w:ilvl="7" w:tentative="1">
+      <w:start w:val="1"/>
+      <w:numFmt w:val="bullet"/>
+      <w:lvlText w:val=""/>
+      <w:lvlJc w:val="left"/>
+      <w:pPr>
+        <w:tabs>
+          <w:tab w:val="num" w:pos="5760"/>
+        </w:tabs>
+        <w:ind w:left="5760" w:hanging="360"/>
+      </w:pPr>
+      <w:rPr>
+        <w:rFonts w:ascii="Symbol" w:hAnsi="Symbol" w:hint="default"/>
+        <w:sz w:val="20"/>
+      </w:rPr>
+    </w:lvl>
+    <w:lvl w:ilvl="8" w:tentative="1">
+      <w:start w:val="1"/>
+      <w:numFmt w:val="bullet"/>
+      <w:lvlText w:val=""/>
+      <w:lvlJc w:val="left"/>
+      <w:pPr>
+        <w:tabs>
+          <w:tab w:val="num" w:pos="6480"/>
+        </w:tabs>
+        <w:ind w:left="6480" w:hanging="360"/>
+      </w:pPr>
+      <w:rPr>
+        <w:rFonts w:ascii="Symbol" w:hAnsi="Symbol" w:hint="default"/>
+        <w:sz w:val="20"/>
+      </w:rPr>
+    </w:lvl>
+  </w:abstractNum>
+  <w:abstractNum w:abstractNumId="14" w15:restartNumberingAfterBreak="0">
+    <w:nsid w:val="5C656709"/>
+    <w:multiLevelType w:val="multilevel"/>
+    <w:tmpl w:val="2AB0220C"/>
+    <w:lvl w:ilvl="0">
+      <w:start w:val="1"/>
+      <w:numFmt w:val="decimal"/>
+      <w:lvlText w:val="%1."/>
+      <w:lvlJc w:val="left"/>
+      <w:pPr>
+        <w:tabs>
+          <w:tab w:val="num" w:pos="720"/>
+        </w:tabs>
+        <w:ind w:left="720" w:hanging="360"/>
+      </w:pPr>
+    </w:lvl>
+    <w:lvl w:ilvl="1">
+      <w:start w:val="1"/>
+      <w:numFmt w:val="bullet"/>
+      <w:lvlText w:val=""/>
+      <w:lvlJc w:val="left"/>
+      <w:pPr>
+        <w:tabs>
+          <w:tab w:val="num" w:pos="1440"/>
+        </w:tabs>
+        <w:ind w:left="1440" w:hanging="360"/>
+      </w:pPr>
+      <w:rPr>
+        <w:rFonts w:ascii="Symbol" w:hAnsi="Symbol" w:hint="default"/>
+        <w:sz w:val="20"/>
+      </w:rPr>
+    </w:lvl>
+    <w:lvl w:ilvl="2" w:tentative="1">
+      <w:start w:val="1"/>
+      <w:numFmt w:val="decimal"/>
+      <w:lvlText w:val="%3."/>
+      <w:lvlJc w:val="left"/>
+      <w:pPr>
+        <w:tabs>
+          <w:tab w:val="num" w:pos="2160"/>
+        </w:tabs>
+        <w:ind w:left="2160" w:hanging="360"/>
+      </w:pPr>
+    </w:lvl>
+    <w:lvl w:ilvl="3" w:tentative="1">
+      <w:start w:val="1"/>
+      <w:numFmt w:val="decimal"/>
+      <w:lvlText w:val="%4."/>
+      <w:lvlJc w:val="left"/>
+      <w:pPr>
+        <w:tabs>
+          <w:tab w:val="num" w:pos="2880"/>
+        </w:tabs>
+        <w:ind w:left="2880" w:hanging="360"/>
+      </w:pPr>
+    </w:lvl>
+    <w:lvl w:ilvl="4" w:tentative="1">
+      <w:start w:val="1"/>
+      <w:numFmt w:val="decimal"/>
+      <w:lvlText w:val="%5."/>
+      <w:lvlJc w:val="left"/>
+      <w:pPr>
+        <w:tabs>
+          <w:tab w:val="num" w:pos="3600"/>
+        </w:tabs>
+        <w:ind w:left="3600" w:hanging="360"/>
+      </w:pPr>
+    </w:lvl>
+    <w:lvl w:ilvl="5" w:tentative="1">
+      <w:start w:val="1"/>
+      <w:numFmt w:val="decimal"/>
+      <w:lvlText w:val="%6."/>
+      <w:lvlJc w:val="left"/>
+      <w:pPr>
+        <w:tabs>
+          <w:tab w:val="num" w:pos="4320"/>
+        </w:tabs>
+        <w:ind w:left="4320" w:hanging="360"/>
+      </w:pPr>
+    </w:lvl>
+    <w:lvl w:ilvl="6" w:tentative="1">
+      <w:start w:val="1"/>
+      <w:numFmt w:val="decimal"/>
+      <w:lvlText w:val="%7."/>
+      <w:lvlJc w:val="left"/>
+      <w:pPr>
+        <w:tabs>
+          <w:tab w:val="num" w:pos="5040"/>
+        </w:tabs>
+        <w:ind w:left="5040" w:hanging="360"/>
+      </w:pPr>
+    </w:lvl>
+    <w:lvl w:ilvl="7" w:tentative="1">
+      <w:start w:val="1"/>
+      <w:numFmt w:val="decimal"/>
+      <w:lvlText w:val="%8."/>
+      <w:lvlJc w:val="left"/>
+      <w:pPr>
+        <w:tabs>
+          <w:tab w:val="num" w:pos="5760"/>
+        </w:tabs>
+        <w:ind w:left="5760" w:hanging="360"/>
+      </w:pPr>
+    </w:lvl>
+    <w:lvl w:ilvl="8" w:tentative="1">
+      <w:start w:val="1"/>
+      <w:numFmt w:val="decimal"/>
+      <w:lvlText w:val="%9."/>
+      <w:lvlJc w:val="left"/>
+      <w:pPr>
+        <w:tabs>
+          <w:tab w:val="num" w:pos="6480"/>
+        </w:tabs>
+        <w:ind w:left="6480" w:hanging="360"/>
+      </w:pPr>
+    </w:lvl>
+  </w:abstractNum>
+  <w:abstractNum w:abstractNumId="15" w15:restartNumberingAfterBreak="0">
+    <w:nsid w:val="75CD0987"/>
+    <w:multiLevelType w:val="multilevel"/>
+    <w:tmpl w:val="7E9EE904"/>
+    <w:lvl w:ilvl="0">
+      <w:start w:val="1"/>
+      <w:numFmt w:val="bullet"/>
+      <w:lvlText w:val=""/>
+      <w:lvlJc w:val="left"/>
+      <w:pPr>
+        <w:tabs>
+          <w:tab w:val="num" w:pos="720"/>
+        </w:tabs>
+        <w:ind w:left="720" w:hanging="360"/>
+      </w:pPr>
+      <w:rPr>
+        <w:rFonts w:ascii="Symbol" w:hAnsi="Symbol" w:hint="default"/>
+        <w:sz w:val="20"/>
+      </w:rPr>
+    </w:lvl>
+    <w:lvl w:ilvl="1" w:tentative="1">
+      <w:start w:val="1"/>
+      <w:numFmt w:val="bullet"/>
+      <w:lvlText w:val=""/>
+      <w:lvlJc w:val="left"/>
+      <w:pPr>
+        <w:tabs>
+          <w:tab w:val="num" w:pos="1440"/>
+        </w:tabs>
+        <w:ind w:left="1440" w:hanging="360"/>
+      </w:pPr>
+      <w:rPr>
+        <w:rFonts w:ascii="Symbol" w:hAnsi="Symbol" w:hint="default"/>
+        <w:sz w:val="20"/>
+      </w:rPr>
+    </w:lvl>
+    <w:lvl w:ilvl="2" w:tentative="1">
+      <w:start w:val="1"/>
+      <w:numFmt w:val="bullet"/>
+      <w:lvlText w:val=""/>
+      <w:lvlJc w:val="left"/>
+      <w:pPr>
+        <w:tabs>
+          <w:tab w:val="num" w:pos="2160"/>
+        </w:tabs>
+        <w:ind w:left="2160" w:hanging="360"/>
+      </w:pPr>
+      <w:rPr>
+        <w:rFonts w:ascii="Symbol" w:hAnsi="Symbol" w:hint="default"/>
+        <w:sz w:val="20"/>
+      </w:rPr>
+    </w:lvl>
+    <w:lvl w:ilvl="3" w:tentative="1">
+      <w:start w:val="1"/>
+      <w:numFmt w:val="bullet"/>
+      <w:lvlText w:val=""/>
+      <w:lvlJc w:val="left"/>
+      <w:pPr>
+        <w:tabs>
+          <w:tab w:val="num" w:pos="2880"/>
+        </w:tabs>
+        <w:ind w:left="2880" w:hanging="360"/>
+      </w:pPr>
+      <w:rPr>
+        <w:rFonts w:ascii="Symbol" w:hAnsi="Symbol" w:hint="default"/>
+        <w:sz w:val="20"/>
+      </w:rPr>
+    </w:lvl>
+    <w:lvl w:ilvl="4" w:tentative="1">
+      <w:start w:val="1"/>
+      <w:numFmt w:val="bullet"/>
+      <w:lvlText w:val=""/>
+      <w:lvlJc w:val="left"/>
+      <w:pPr>
+        <w:tabs>
+          <w:tab w:val="num" w:pos="3600"/>
+        </w:tabs>
+        <w:ind w:left="3600" w:hanging="360"/>
+      </w:pPr>
+      <w:rPr>
+        <w:rFonts w:ascii="Symbol" w:hAnsi="Symbol" w:hint="default"/>
+        <w:sz w:val="20"/>
+      </w:rPr>
+    </w:lvl>
+    <w:lvl w:ilvl="5" w:tentative="1">
+      <w:start w:val="1"/>
+      <w:numFmt w:val="bullet"/>
+      <w:lvlText w:val=""/>
+      <w:lvlJc w:val="left"/>
+      <w:pPr>
+        <w:tabs>
+          <w:tab w:val="num" w:pos="4320"/>
+        </w:tabs>
+        <w:ind w:left="4320" w:hanging="360"/>
+      </w:pPr>
+      <w:rPr>
+        <w:rFonts w:ascii="Symbol" w:hAnsi="Symbol" w:hint="default"/>
+        <w:sz w:val="20"/>
+      </w:rPr>
+    </w:lvl>
+    <w:lvl w:ilvl="6" w:tentative="1">
+      <w:start w:val="1"/>
+      <w:numFmt w:val="bullet"/>
+      <w:lvlText w:val=""/>
+      <w:lvlJc w:val="left"/>
+      <w:pPr>
+        <w:tabs>
+          <w:tab w:val="num" w:pos="5040"/>
+        </w:tabs>
+        <w:ind w:left="5040" w:hanging="360"/>
+      </w:pPr>
+      <w:rPr>
+        <w:rFonts w:ascii="Symbol" w:hAnsi="Symbol" w:hint="default"/>
+        <w:sz w:val="20"/>
+      </w:rPr>
+    </w:lvl>
+    <w:lvl w:ilvl="7" w:tentative="1">
+      <w:start w:val="1"/>
+      <w:numFmt w:val="bullet"/>
+      <w:lvlText w:val=""/>
+      <w:lvlJc w:val="left"/>
+      <w:pPr>
+        <w:tabs>
+          <w:tab w:val="num" w:pos="5760"/>
+        </w:tabs>
+        <w:ind w:left="5760" w:hanging="360"/>
+      </w:pPr>
+      <w:rPr>
+        <w:rFonts w:ascii="Symbol" w:hAnsi="Symbol" w:hint="default"/>
+        <w:sz w:val="20"/>
+      </w:rPr>
+    </w:lvl>
+    <w:lvl w:ilvl="8" w:tentative="1">
+      <w:start w:val="1"/>
+      <w:numFmt w:val="bullet"/>
+      <w:lvlText w:val=""/>
+      <w:lvlJc w:val="left"/>
+      <w:pPr>
+        <w:tabs>
+          <w:tab w:val="num" w:pos="6480"/>
+        </w:tabs>
+        <w:ind w:left="6480" w:hanging="360"/>
+      </w:pPr>
+      <w:rPr>
+        <w:rFonts w:ascii="Symbol" w:hAnsi="Symbol" w:hint="default"/>
+        <w:sz w:val="20"/>
+      </w:rPr>
+    </w:lvl>
+  </w:abstractNum>
+  <w:abstractNum w:abstractNumId="16" w15:restartNumberingAfterBreak="0">
+    <w:nsid w:val="76B95F0B"/>
+    <w:multiLevelType w:val="multilevel"/>
+    <w:tmpl w:val="E368C142"/>
+    <w:lvl w:ilvl="0">
+      <w:start w:val="1"/>
+      <w:numFmt w:val="bullet"/>
+      <w:lvlText w:val=""/>
+      <w:lvlJc w:val="left"/>
+      <w:pPr>
+        <w:tabs>
+          <w:tab w:val="num" w:pos="720"/>
+        </w:tabs>
+        <w:ind w:left="720" w:hanging="360"/>
+      </w:pPr>
+      <w:rPr>
+        <w:rFonts w:ascii="Symbol" w:hAnsi="Symbol" w:hint="default"/>
+        <w:sz w:val="20"/>
+      </w:rPr>
+    </w:lvl>
+    <w:lvl w:ilvl="1">
+      <w:start w:val="1"/>
+      <w:numFmt w:val="decimal"/>
+      <w:lvlText w:val="%2."/>
+      <w:lvlJc w:val="left"/>
+      <w:pPr>
+        <w:tabs>
+          <w:tab w:val="num" w:pos="1440"/>
+        </w:tabs>
+        <w:ind w:left="1440" w:hanging="360"/>
+      </w:pPr>
+    </w:lvl>
+    <w:lvl w:ilvl="2" w:tentative="1">
+      <w:start w:val="1"/>
+      <w:numFmt w:val="bullet"/>
+      <w:lvlText w:val=""/>
+      <w:lvlJc w:val="left"/>
+      <w:pPr>
+        <w:tabs>
+          <w:tab w:val="num" w:pos="2160"/>
+        </w:tabs>
+        <w:ind w:left="2160" w:hanging="360"/>
+      </w:pPr>
+      <w:rPr>
+        <w:rFonts w:ascii="Symbol" w:hAnsi="Symbol" w:hint="default"/>
+        <w:sz w:val="20"/>
+      </w:rPr>
+    </w:lvl>
+    <w:lvl w:ilvl="3" w:tentative="1">
+      <w:start w:val="1"/>
+      <w:numFmt w:val="bullet"/>
+      <w:lvlText w:val=""/>
+      <w:lvlJc w:val="left"/>
+      <w:pPr>
+        <w:tabs>
+          <w:tab w:val="num" w:pos="2880"/>
+        </w:tabs>
+        <w:ind w:left="2880" w:hanging="360"/>
+      </w:pPr>
+      <w:rPr>
+        <w:rFonts w:ascii="Symbol" w:hAnsi="Symbol" w:hint="default"/>
+        <w:sz w:val="20"/>
+      </w:rPr>
+    </w:lvl>
+    <w:lvl w:ilvl="4" w:tentative="1">
+      <w:start w:val="1"/>
+      <w:numFmt w:val="bullet"/>
+      <w:lvlText w:val=""/>
+      <w:lvlJc w:val="left"/>
+      <w:pPr>
+        <w:tabs>
+          <w:tab w:val="num" w:pos="3600"/>
+        </w:tabs>
+        <w:ind w:left="3600" w:hanging="360"/>
+      </w:pPr>
+      <w:rPr>
+        <w:rFonts w:ascii="Symbol" w:hAnsi="Symbol" w:hint="default"/>
+        <w:sz w:val="20"/>
+      </w:rPr>
+    </w:lvl>
+    <w:lvl w:ilvl="5" w:tentative="1">
+      <w:start w:val="1"/>
+      <w:numFmt w:val="bullet"/>
+      <w:lvlText w:val=""/>
+      <w:lvlJc w:val="left"/>
+      <w:pPr>
+        <w:tabs>
+          <w:tab w:val="num" w:pos="4320"/>
+        </w:tabs>
+        <w:ind w:left="4320" w:hanging="360"/>
+      </w:pPr>
+      <w:rPr>
+        <w:rFonts w:ascii="Symbol" w:hAnsi="Symbol" w:hint="default"/>
+        <w:sz w:val="20"/>
+      </w:rPr>
+    </w:lvl>
+    <w:lvl w:ilvl="6" w:tentative="1">
+      <w:start w:val="1"/>
+      <w:numFmt w:val="bullet"/>
+      <w:lvlText w:val=""/>
+      <w:lvlJc w:val="left"/>
+      <w:pPr>
+        <w:tabs>
+          <w:tab w:val="num" w:pos="5040"/>
+        </w:tabs>
+        <w:ind w:left="5040" w:hanging="360"/>
+      </w:pPr>
+      <w:rPr>
+        <w:rFonts w:ascii="Symbol" w:hAnsi="Symbol" w:hint="default"/>
+        <w:sz w:val="20"/>
+      </w:rPr>
+    </w:lvl>
+    <w:lvl w:ilvl="7" w:tentative="1">
+      <w:start w:val="1"/>
+      <w:numFmt w:val="bullet"/>
+      <w:lvlText w:val=""/>
+      <w:lvlJc w:val="left"/>
+      <w:pPr>
+        <w:tabs>
+          <w:tab w:val="num" w:pos="5760"/>
+        </w:tabs>
+        <w:ind w:left="5760" w:hanging="360"/>
+      </w:pPr>
+      <w:rPr>
+        <w:rFonts w:ascii="Symbol" w:hAnsi="Symbol" w:hint="default"/>
+        <w:sz w:val="20"/>
+      </w:rPr>
+    </w:lvl>
+    <w:lvl w:ilvl="8" w:tentative="1">
+      <w:start w:val="1"/>
+      <w:numFmt w:val="bullet"/>
+      <w:lvlText w:val=""/>
+      <w:lvlJc w:val="left"/>
+      <w:pPr>
+        <w:tabs>
+          <w:tab w:val="num" w:pos="6480"/>
+        </w:tabs>
+        <w:ind w:left="6480" w:hanging="360"/>
+      </w:pPr>
+      <w:rPr>
+        <w:rFonts w:ascii="Symbol" w:hAnsi="Symbol" w:hint="default"/>
+        <w:sz w:val="20"/>
+      </w:rPr>
+    </w:lvl>
+  </w:abstractNum>
+  <w:abstractNum w:abstractNumId="17" w15:restartNumberingAfterBreak="0">
+    <w:nsid w:val="79904BA8"/>
+    <w:multiLevelType w:val="multilevel"/>
+    <w:tmpl w:val="52C2583A"/>
+    <w:lvl w:ilvl="0">
+      <w:start w:val="1"/>
+      <w:numFmt w:val="bullet"/>
+      <w:lvlText w:val=""/>
+      <w:lvlJc w:val="left"/>
+      <w:pPr>
+        <w:tabs>
+          <w:tab w:val="num" w:pos="720"/>
+        </w:tabs>
+        <w:ind w:left="720" w:hanging="360"/>
+      </w:pPr>
+      <w:rPr>
+        <w:rFonts w:ascii="Symbol" w:hAnsi="Symbol" w:hint="default"/>
+        <w:sz w:val="20"/>
+      </w:rPr>
+    </w:lvl>
+    <w:lvl w:ilvl="1" w:tentative="1">
+      <w:start w:val="1"/>
+      <w:numFmt w:val="bullet"/>
+      <w:lvlText w:val=""/>
+      <w:lvlJc w:val="left"/>
+      <w:pPr>
+        <w:tabs>
+          <w:tab w:val="num" w:pos="1440"/>
+        </w:tabs>
+        <w:ind w:left="1440" w:hanging="360"/>
+      </w:pPr>
+      <w:rPr>
+        <w:rFonts w:ascii="Symbol" w:hAnsi="Symbol" w:hint="default"/>
+        <w:sz w:val="20"/>
+      </w:rPr>
+    </w:lvl>
+    <w:lvl w:ilvl="2" w:tentative="1">
+      <w:start w:val="1"/>
+      <w:numFmt w:val="bullet"/>
+      <w:lvlText w:val=""/>
+      <w:lvlJc w:val="left"/>
+      <w:pPr>
+        <w:tabs>
+          <w:tab w:val="num" w:pos="2160"/>
+        </w:tabs>
+        <w:ind w:left="2160" w:hanging="360"/>
+      </w:pPr>
+      <w:rPr>
+        <w:rFonts w:ascii="Symbol" w:hAnsi="Symbol" w:hint="default"/>
+        <w:sz w:val="20"/>
+      </w:rPr>
+    </w:lvl>
+    <w:lvl w:ilvl="3" w:tentative="1">
+      <w:start w:val="1"/>
+      <w:numFmt w:val="bullet"/>
+      <w:lvlText w:val=""/>
+      <w:lvlJc w:val="left"/>
+      <w:pPr>
+        <w:tabs>
+          <w:tab w:val="num" w:pos="2880"/>
+        </w:tabs>
+        <w:ind w:left="2880" w:hanging="360"/>
+      </w:pPr>
+      <w:rPr>
+        <w:rFonts w:ascii="Symbol" w:hAnsi="Symbol" w:hint="default"/>
+        <w:sz w:val="20"/>
+      </w:rPr>
+    </w:lvl>
+    <w:lvl w:ilvl="4" w:tentative="1">
+      <w:start w:val="1"/>
+      <w:numFmt w:val="bullet"/>
+      <w:lvlText w:val=""/>
+      <w:lvlJc w:val="left"/>
+      <w:pPr>
+        <w:tabs>
+          <w:tab w:val="num" w:pos="3600"/>
+        </w:tabs>
+        <w:ind w:left="3600" w:hanging="360"/>
+      </w:pPr>
+      <w:rPr>
+        <w:rFonts w:ascii="Symbol" w:hAnsi="Symbol" w:hint="default"/>
+        <w:sz w:val="20"/>
+      </w:rPr>
+    </w:lvl>
+    <w:lvl w:ilvl="5" w:tentative="1">
+      <w:start w:val="1"/>
+      <w:numFmt w:val="bullet"/>
+      <w:lvlText w:val=""/>
+      <w:lvlJc w:val="left"/>
+      <w:pPr>
+        <w:tabs>
+          <w:tab w:val="num" w:pos="4320"/>
+        </w:tabs>
+        <w:ind w:left="4320" w:hanging="360"/>
+      </w:pPr>
+      <w:rPr>
+        <w:rFonts w:ascii="Symbol" w:hAnsi="Symbol" w:hint="default"/>
+        <w:sz w:val="20"/>
+      </w:rPr>
+    </w:lvl>
+    <w:lvl w:ilvl="6" w:tentative="1">
+      <w:start w:val="1"/>
+      <w:numFmt w:val="bullet"/>
+      <w:lvlText w:val=""/>
+      <w:lvlJc w:val="left"/>
+      <w:pPr>
+        <w:tabs>
+          <w:tab w:val="num" w:pos="5040"/>
+        </w:tabs>
+        <w:ind w:left="5040" w:hanging="360"/>
+      </w:pPr>
+      <w:rPr>
+        <w:rFonts w:ascii="Symbol" w:hAnsi="Symbol" w:hint="default"/>
+        <w:sz w:val="20"/>
+      </w:rPr>
+    </w:lvl>
+    <w:lvl w:ilvl="7" w:tentative="1">
+      <w:start w:val="1"/>
+      <w:numFmt w:val="bullet"/>
+      <w:lvlText w:val=""/>
+      <w:lvlJc w:val="left"/>
+      <w:pPr>
+        <w:tabs>
+          <w:tab w:val="num" w:pos="5760"/>
+        </w:tabs>
+        <w:ind w:left="5760" w:hanging="360"/>
+      </w:pPr>
+      <w:rPr>
+        <w:rFonts w:ascii="Symbol" w:hAnsi="Symbol" w:hint="default"/>
+        <w:sz w:val="20"/>
+      </w:rPr>
+    </w:lvl>
+    <w:lvl w:ilvl="8" w:tentative="1">
+      <w:start w:val="1"/>
+      <w:numFmt w:val="bullet"/>
+      <w:lvlText w:val=""/>
+      <w:lvlJc w:val="left"/>
+      <w:pPr>
+        <w:tabs>
+          <w:tab w:val="num" w:pos="6480"/>
+        </w:tabs>
+        <w:ind w:left="6480" w:hanging="360"/>
+      </w:pPr>
+      <w:rPr>
+        <w:rFonts w:ascii="Symbol" w:hAnsi="Symbol" w:hint="default"/>
+        <w:sz w:val="20"/>
       </w:rPr>
     </w:lvl>
   </w:abstractNum>
@@ -18752,6 +20052,33 @@
   </w:num>
   <w:num w:numId="9" w16cid:durableId="1422795005">
     <w:abstractNumId w:val="0"/>
+  </w:num>
+  <w:num w:numId="10" w16cid:durableId="83190758">
+    <w:abstractNumId w:val="17"/>
+  </w:num>
+  <w:num w:numId="11" w16cid:durableId="134957168">
+    <w:abstractNumId w:val="10"/>
+  </w:num>
+  <w:num w:numId="12" w16cid:durableId="1121847551">
+    <w:abstractNumId w:val="12"/>
+  </w:num>
+  <w:num w:numId="13" w16cid:durableId="859319336">
+    <w:abstractNumId w:val="13"/>
+  </w:num>
+  <w:num w:numId="14" w16cid:durableId="1513450579">
+    <w:abstractNumId w:val="11"/>
+  </w:num>
+  <w:num w:numId="15" w16cid:durableId="1161315985">
+    <w:abstractNumId w:val="16"/>
+  </w:num>
+  <w:num w:numId="16" w16cid:durableId="1931039875">
+    <w:abstractNumId w:val="15"/>
+  </w:num>
+  <w:num w:numId="17" w16cid:durableId="1375883132">
+    <w:abstractNumId w:val="14"/>
+  </w:num>
+  <w:num w:numId="18" w16cid:durableId="472257960">
+    <w:abstractNumId w:val="9"/>
   </w:num>
 </w:numbering>
 </file>
@@ -19145,9 +20472,15 @@
   <w:style w:type="paragraph" w:default="1" w:styleId="Normal">
     <w:name w:val="Normal"/>
     <w:qFormat/>
-    <w:rsid w:val="00FC693F"/>
+    <w:rsid w:val="00550E16"/>
+    <w:pPr>
+      <w:spacing w:after="0" w:line="240" w:lineRule="auto"/>
+    </w:pPr>
     <w:rPr>
-      <w:rFonts w:ascii="Calibri" w:hAnsi="Calibri"/>
+      <w:rFonts w:ascii="Times New Roman" w:eastAsia="Times New Roman" w:hAnsi="Times New Roman" w:cs="Times New Roman"/>
+      <w:sz w:val="24"/>
+      <w:szCs w:val="24"/>
+      <w:lang w:val="en-GB" w:eastAsia="en-GB"/>
     </w:rPr>
   </w:style>
   <w:style w:type="paragraph" w:styleId="Heading1">
@@ -19161,7 +20494,7 @@
     <w:pPr>
       <w:keepNext/>
       <w:keepLines/>
-      <w:spacing w:before="480" w:after="0"/>
+      <w:spacing w:before="480"/>
       <w:outlineLvl w:val="0"/>
     </w:pPr>
     <w:rPr>
@@ -19185,7 +20518,7 @@
     <w:pPr>
       <w:keepNext/>
       <w:keepLines/>
-      <w:spacing w:before="200" w:after="0"/>
+      <w:spacing w:before="200"/>
       <w:outlineLvl w:val="1"/>
     </w:pPr>
     <w:rPr>
@@ -19209,7 +20542,7 @@
     <w:pPr>
       <w:keepNext/>
       <w:keepLines/>
-      <w:spacing w:before="200" w:after="0"/>
+      <w:spacing w:before="200"/>
       <w:outlineLvl w:val="2"/>
     </w:pPr>
     <w:rPr>
@@ -19232,7 +20565,7 @@
     <w:pPr>
       <w:keepNext/>
       <w:keepLines/>
-      <w:spacing w:before="200" w:after="0"/>
+      <w:spacing w:before="200"/>
       <w:outlineLvl w:val="3"/>
     </w:pPr>
     <w:rPr>
@@ -19257,7 +20590,7 @@
     <w:pPr>
       <w:keepNext/>
       <w:keepLines/>
-      <w:spacing w:before="200" w:after="0"/>
+      <w:spacing w:before="200"/>
       <w:outlineLvl w:val="4"/>
     </w:pPr>
     <w:rPr>
@@ -19278,7 +20611,7 @@
     <w:pPr>
       <w:keepNext/>
       <w:keepLines/>
-      <w:spacing w:before="200" w:after="0"/>
+      <w:spacing w:before="200"/>
       <w:outlineLvl w:val="5"/>
     </w:pPr>
     <w:rPr>
@@ -19301,7 +20634,7 @@
     <w:pPr>
       <w:keepNext/>
       <w:keepLines/>
-      <w:spacing w:before="200" w:after="0"/>
+      <w:spacing w:before="200"/>
       <w:outlineLvl w:val="6"/>
     </w:pPr>
     <w:rPr>
@@ -19324,7 +20657,7 @@
     <w:pPr>
       <w:keepNext/>
       <w:keepLines/>
-      <w:spacing w:before="200" w:after="0"/>
+      <w:spacing w:before="200"/>
       <w:outlineLvl w:val="7"/>
     </w:pPr>
     <w:rPr>
@@ -19347,7 +20680,7 @@
     <w:pPr>
       <w:keepNext/>
       <w:keepLines/>
-      <w:spacing w:before="200" w:after="0"/>
+      <w:spacing w:before="200"/>
       <w:outlineLvl w:val="8"/>
     </w:pPr>
     <w:rPr>
@@ -19398,7 +20731,6 @@
         <w:tab w:val="center" w:pos="4680"/>
         <w:tab w:val="right" w:pos="9360"/>
       </w:tabs>
-      <w:spacing w:after="0" w:line="240" w:lineRule="auto"/>
     </w:pPr>
   </w:style>
   <w:style w:type="character" w:customStyle="1" w:styleId="HeaderChar">
@@ -19420,7 +20752,6 @@
         <w:tab w:val="center" w:pos="4680"/>
         <w:tab w:val="right" w:pos="9360"/>
       </w:tabs>
-      <w:spacing w:after="0" w:line="240" w:lineRule="auto"/>
     </w:pPr>
   </w:style>
   <w:style w:type="character" w:customStyle="1" w:styleId="FooterChar">
@@ -19494,7 +20825,7 @@
       <w:pBdr>
         <w:bottom w:val="single" w:sz="8" w:space="4" w:color="4F81BD" w:themeColor="accent1"/>
       </w:pBdr>
-      <w:spacing w:after="300" w:line="240" w:lineRule="auto"/>
+      <w:spacing w:after="300"/>
       <w:contextualSpacing/>
     </w:pPr>
     <w:rPr>
@@ -19540,8 +20871,6 @@
       <w:iCs/>
       <w:color w:val="4F81BD" w:themeColor="accent1"/>
       <w:spacing w:val="15"/>
-      <w:sz w:val="24"/>
-      <w:szCs w:val="24"/>
     </w:rPr>
   </w:style>
   <w:style w:type="character" w:customStyle="1" w:styleId="SubtitleChar">
@@ -19936,9 +21265,6 @@
     <w:unhideWhenUsed/>
     <w:qFormat/>
     <w:rsid w:val="00FC693F"/>
-    <w:pPr>
-      <w:spacing w:line="240" w:lineRule="auto"/>
-    </w:pPr>
     <w:rPr>
       <w:b/>
       <w:bCs/>
@@ -30138,6 +31464,30 @@
         <w:shd w:val="clear" w:color="auto" w:fill="FBCAA2" w:themeFill="accent6" w:themeFillTint="7F"/>
       </w:tcPr>
     </w:tblStylePr>
+  </w:style>
+  <w:style w:type="paragraph" w:styleId="NormalWeb">
+    <w:name w:val="Normal (Web)"/>
+    <w:basedOn w:val="Normal"/>
+    <w:uiPriority w:val="99"/>
+    <w:semiHidden/>
+    <w:unhideWhenUsed/>
+    <w:rsid w:val="00550E16"/>
+    <w:pPr>
+      <w:spacing w:before="100" w:beforeAutospacing="1" w:after="100" w:afterAutospacing="1"/>
+    </w:pPr>
+  </w:style>
+  <w:style w:type="character" w:styleId="HTMLCode">
+    <w:name w:val="HTML Code"/>
+    <w:basedOn w:val="DefaultParagraphFont"/>
+    <w:uiPriority w:val="99"/>
+    <w:semiHidden/>
+    <w:unhideWhenUsed/>
+    <w:rsid w:val="00550E16"/>
+    <w:rPr>
+      <w:rFonts w:ascii="Courier New" w:eastAsia="Times New Roman" w:hAnsi="Courier New" w:cs="Courier New"/>
+      <w:sz w:val="20"/>
+      <w:szCs w:val="20"/>
+    </w:rPr>
   </w:style>
 </w:styles>
 </file>
